--- a/defense/docs/abstract_en.docx
+++ b/defense/docs/abstract_en.docx
@@ -68,7 +68,7 @@
           <w:i w:val="0"/>
           <w:sz w:val="28"/>
         </w:rPr>
-        <w:t>This dissertation investigates and formalises the integration of fundus image enhancement (preprocessing) with convolutional-neural-network (CNN) classification for automated multi-stage diabetic retinopathy (DR) diagnosis. Its central idea is that preprocessing is an integral component of the diagnostic model rather than ancillary data preparation, because it defines the feature space available to the network. To operationalise this idea, an 8-stage preprocessing pipeline is specified and embedded in the model, and its effect is placed under a controlled experimental contrast against an equivalent baseline trained without the pipeline. The approach is validated across eight public and clinical fundus datasets acquired with cameras of four manufacturers, covering diagnostic dominance, component ablation, cross-dataset transfer, explainability, clinical degradation resistance, and device domain shift, and is oriented towards automated DR screening in resource-limited settings, including the healthcare infrastructure of Kazakhstan.</w:t>
+        <w:t>This dissertation investigates and formalises the integration of fundus image enhancement (preprocessing) with convolutional-neural-network (CNN) classification for automated multi-stage diabetic retinopathy (DR) diagnosis. Its central idea is that preprocessing is an integral component of the diagnostic model rather than ancillary data preparation, because it defines the feature space available to the network. To operationalise this idea, an 8-stage preprocessing pipeline is specified and embedded in the model, and its effect is placed under a controlled experimental contrast against an equivalent baseline trained without the pipeline. The approach is validated across eight public and clinical fundus datasets acquired with cameras of four manufacturers, covering diagnostic dominance, component ablation, direct measurement of domain-shift reduction, cross-dataset transfer, explainability, external clinical performance, and device domain shift, and is oriented towards automated DR screening in resource-limited settings, including the healthcare infrastructure of Kazakhstan.</w:t>
       </w:r>
     </w:p>
     <w:p>
@@ -280,7 +280,7 @@
         </w:rPr>
         <w:t>4.</w:t>
         <w:tab/>
-        <w:t>To experimentally validate the integrated pipeline through seven experiments: integrated-pipeline dominance (Experiment 1), component ablation and parameter sweeps (Experiment 2), cross-dataset transferability (Experiment 3), Grad-CAM explainability (Experiment 4), clinical degradation resistance (Experiment 5), device domain shift (Experiment 6), and small-data training (Experiment 7) (Chapter 4).</w:t>
+        <w:t>To experimentally validate the integrated pipeline through eight investigations conducted on a common substrate: integrated-pipeline dominance (Experiment 1, H-1); component ablation with the CLAHE and flat-field parameter sweeps (Experiment 2, H-2); direct measurement of source-to-target distance in feature space across six external corpora (H-3); cross-dataset transferability (Experiment 3, H-4); Grad-CAM explainability (Experiment 4, H-5); external clinical performance (Experiment 5, H-7); device domain shift (Experiment 6, H-6); and small-data training (Experiment 7) (Chapter 4).</w:t>
       </w:r>
     </w:p>
     <w:p>
@@ -407,7 +407,7 @@
           <w:i w:val="0"/>
           <w:sz w:val="28"/>
         </w:rPr>
-        <w:t>The research methodology combines image-processing theory, deep-learning theory, and an experimentally controlled validation framework. The methods used include: classical computer-vision detection (optic disc and fovea localisation for rotation normalisation), adaptive flat-field illumination correction, dual-constraint Contrast-Limited Adaptive Histogram Equalisation (CLAHE) in the LAB colour space, CNN classification with ResNet-50 and EfficientNet-B3 backbones, transfer learning from ImageNet, ophthalmology-specific self-supervised pretraining (DINO / BYOL / SimCLR / MoCo family) on an unlabelled retinal fundus corpus, Focal Loss for class imbalance, Grad-CAM explainability analysis, and a statistical validation framework based on 5-fold patient-level stratified cross-validation, McNemar and DeLong tests, mixed-effects modelling, bootstrap confidence intervals, and Bonferroni/Holm correction for multiple comparisons.</w:t>
+        <w:t>The research methodology combines image-processing theory, deep-learning theory, and an experimentally controlled validation framework. The methods used include: classical computer-vision detection (optic disc and fovea localisation for rotation normalisation), adaptive flat-field illumination correction, dual-constraint Contrast-Limited Adaptive Histogram Equalisation (CLAHE) in the LAB colour space, CNN classification with ResNet-50 and EfficientNet-B3 backbones, transfer learning from ImageNet for the baseline arm and in-domain pretraining for the integrated arm — the choice among candidate initialisations being settled by a frozen-backbone linear-probe acceptance gate rather than assumed — Focal Loss for class imbalance, Grad-CAM explainability analysis with Attention–Lesion Overlap (primary) and IoU (secondary), maximum mean discrepancy over penultimate-layer features for the direct measurement of domain shift (with per-channel histogram divergence as informational context), and a statistical validation framework based on 5-fold patient-level stratified cross-validation, McNemar and DeLong tests, mixed-effects modelling, bootstrap confidence intervals, and Bonferroni/Holm correction for multiple comparisons.</w:t>
       </w:r>
     </w:p>
     <w:p>
@@ -438,7 +438,7 @@
           <w:i w:val="0"/>
           <w:sz w:val="28"/>
         </w:rPr>
-        <w:t>Eight datasets organised into functional tiers: EyePACS (~35,126 images, primary training and ablation, Canon CR-1); APTOS 2019 (~3,662, cross-dataset transfer); IDRiD (516 images, 81 with pixel-level lesion masks, clinical validation and explainability, Kowa); Messidor-2 (~1,748, clinical degradation, Topcon); DDR (~13,673, device shift, Canon/Topcon); ODIR-5K (~5,000, device shift, Canon/Zeiss); RFMiD (~3,200, device shift, Topcon/Kowa); and a Kazakh clinical dataset (60 images, 30 patients × 2 eyes, balanced, qualitative validation). Image quality is evaluated with CNR, VVI, entropy, and SSIM.</w:t>
+        <w:t>Eight datasets organised into functional tiers: EyePACS (~35,126 images, primary training and ablation, Canon CR-1); APTOS 2019 (~3,662, cross-dataset transfer); IDRiD (516 images, 81 with pixel-level lesion masks, clinical validation and explainability, Kowa); Messidor-2 (~1,748, external clinical evaluation, Topcon); DDR (~13,673, device shift, Canon/Topcon); ODIR-5K (~5,000, device shift, Canon/Zeiss); RFMiD (~3,200, device shift, Topcon/Kowa); and a Kazakh clinical dataset (60 images, 30 patients × 2 eyes, balanced, qualitative validation). Image quality is evaluated with contrast-to-noise ratio (CNR), image entropy, and SSIM.</w:t>
       </w:r>
     </w:p>
     <w:p>
@@ -573,7 +573,58 @@
         </w:rPr>
         <w:t>7.</w:t>
         <w:tab/>
-        <w:t>The integrated pipeline is validated across a multi-dataset, multi-device architecture (EyePACS, APTOS 2019, IDRiD, Messidor-2, DDR, ODIR-5K, RFMiD, and a Kazakh clinical dataset), including cross-dataset transfer, clinical degradation resistance, and device domain shift across four camera manufacturers (Canon, Topcon, Kowa, Zeiss).</w:t>
+        <w:t>The mechanism postulated by the central hypothesis is measured directly rather than inferred from its consequence: source-to-target distance is computed at the penultimate layer under both configurations across six external corpora, at the cost of forward passes only. Two design features carry the contribution — normalisation uses source-domain statistics and is never recomputed on the target, so the measurement is a property of the preprocessing and not of a procedure fitted to the target; and its falsifiability was recorded before it was made, since two stages of the pipeline are bound to the source domain by construction and a reversal was therefore a live possibility.</w:t>
+      </w:r>
+    </w:p>
+    <w:p>
+      <w:pPr>
+        <w:ind w:left="709" w:hanging="397"/>
+        <w:jc w:val="both"/>
+      </w:pPr>
+      <w:r>
+        <w:rPr>
+          <w:rFonts w:ascii="Times New Roman" w:hAnsi="Times New Roman" w:cs="Times New Roman" w:eastAsia="Times New Roman"/>
+          <w:b w:val="0"/>
+          <w:i w:val="0"/>
+          <w:sz w:val="28"/>
+        </w:rPr>
+        <w:t>8.</w:t>
+        <w:tab/>
+        <w:t>The integrated arm is initialised from in-domain rather than natural-image pretraining, with the choice among candidate initialisations settled by a frozen-backbone linear-probe acceptance gate rather than by assumption. The negative outcome is reported as evidence: label-free self-supervision trained from scratch on the in-domain corpus failed that gate, across several protocols of the same family and without improvement from longer training, and was not admitted.</w:t>
+      </w:r>
+    </w:p>
+    <w:p>
+      <w:pPr>
+        <w:ind w:left="709" w:hanging="397"/>
+        <w:jc w:val="both"/>
+      </w:pPr>
+      <w:r>
+        <w:rPr>
+          <w:rFonts w:ascii="Times New Roman" w:hAnsi="Times New Roman" w:cs="Times New Roman" w:eastAsia="Times New Roman"/>
+          <w:b w:val="0"/>
+          <w:i w:val="0"/>
+          <w:sz w:val="28"/>
+        </w:rPr>
+        <w:t>9.</w:t>
+        <w:tab/>
+        <w:t>The integrated pipeline is validated across a multi-dataset, multi-device architecture (EyePACS, APTOS 2019, IDRiD, Messidor-2, DDR, ODIR-5K, RFMiD, and a Kazakh clinical dataset), including cross-dataset transfer, external clinical performance, and device domain shift across four camera manufacturers (Canon, Topcon, Kowa, Zeiss).</w:t>
+      </w:r>
+    </w:p>
+    <w:p>
+      <w:pPr>
+        <w:ind w:left="709" w:hanging="397"/>
+        <w:jc w:val="both"/>
+      </w:pPr>
+      <w:r>
+        <w:rPr>
+          <w:rFonts w:ascii="Times New Roman" w:hAnsi="Times New Roman" w:cs="Times New Roman" w:eastAsia="Times New Roman"/>
+          <w:b w:val="0"/>
+          <w:i w:val="0"/>
+          <w:sz w:val="28"/>
+        </w:rPr>
+        <w:t>10.</w:t>
+        <w:tab/>
+        <w:t>A defect shared by three measures in common use for expressing external robustness is identified analytically: the degradation quantity, the generalisation ratio and the retention ratio each normalise or difference an arm's external performance against that same arm's in-domain performance, and therefore penalise a configuration for its in-domain strength. The analysis is strictly descriptive and rehabilitates no result of this work.</w:t>
       </w:r>
     </w:p>
     <w:p>
@@ -657,7 +708,7 @@
         </w:rPr>
         <w:t>4.</w:t>
         <w:tab/>
-        <w:t>The contribution of the individual pipeline stages was quantified through a 7-level component ablation, and the dual-constraint CLAHE clip-limit and the flat-field σ were characterised by parameter sweeps supported by image-quality metrics (CNR, VVI, entropy, SSIM) (Experiment 2).</w:t>
+        <w:t>The contribution of the individual pipeline stages was quantified through a cumulative component ablation conducted under a single initialisation, and the dual-constraint CLAHE clip-limit and the flat-field σ were characterised by parameter sweeps supported by image-quality metrics (CNR, entropy, SSIM) (Experiment 2).</w:t>
       </w:r>
     </w:p>
     <w:p>
@@ -674,7 +725,7 @@
         </w:rPr>
         <w:t>5.</w:t>
         <w:tab/>
-        <w:t>The cross-dataset transferability of the pipeline was evaluated on APTOS 2019 without retraining against the pre-registered generalisation ratio G ≥ 0.85 (Experiment 3).</w:t>
+        <w:t>The reduction of source-to-target distance in feature space was measured directly across six external corpora under a mandatory source-domain-statistics condition, supplying the middle term of the causal chain that the remaining hypotheses approach only through its consequence (H-3).</w:t>
       </w:r>
     </w:p>
     <w:p>
@@ -691,7 +742,7 @@
         </w:rPr>
         <w:t>6.</w:t>
         <w:tab/>
-        <w:t>Grad-CAM explainability analysis, using the proposed Attention–Lesion Overlap (ALO, primary) and IoU (secondary) against IDRiD pixel-level lesion masks and qualitative overlays on a Kazakh clinical dataset, characterised the alignment of model attention with clinically relevant lesion structures (Experiment 4).</w:t>
+        <w:t>The cross-dataset transferability of the pipeline was evaluated on APTOS 2019 without retraining against the pre-registered generalisation ratio G ≥ 0.85 (Experiment 3).</w:t>
       </w:r>
     </w:p>
     <w:p>
@@ -708,7 +759,7 @@
         </w:rPr>
         <w:t>7.</w:t>
         <w:tab/>
-        <w:t>The clinical degradation resistance of the pipeline (IDRiD, Messidor-2; Experiment 5), its device robustness across four camera manufacturers (DDR, ODIR-5K, RFMiD; Experiment 6), and its trainability on small clinical data (Experiment 7) were evaluated.</w:t>
+        <w:t>Grad-CAM explainability analysis, using the proposed Attention–Lesion Overlap (ALO, primary) and IoU (secondary) against IDRiD pixel-level lesion masks, characterised the alignment of model attention with clinically annotated lesion structures (Experiment 4).</w:t>
       </w:r>
     </w:p>
     <w:p>
@@ -725,7 +776,24 @@
         </w:rPr>
         <w:t>8.</w:t>
         <w:tab/>
-        <w:t>A modular architecture for an automated DR screening system suitable for resource-limited environments, with telemedicine and eHealth integration applicable to Kazakhstan healthcare infrastructure, was designed.</w:t>
+        <w:t>The external clinical performance of the integrated configuration (IDRiD, Messidor-2; Experiment 5), its device robustness across four camera manufacturers (DDR, ODIR-5K, RFMiD; Experiment 6), and its trainability on small clinical data (Experiment 7) were evaluated.</w:t>
+      </w:r>
+    </w:p>
+    <w:p>
+      <w:pPr>
+        <w:ind w:left="709" w:hanging="397"/>
+        <w:jc w:val="both"/>
+      </w:pPr>
+      <w:r>
+        <w:rPr>
+          <w:rFonts w:ascii="Times New Roman" w:hAnsi="Times New Roman" w:cs="Times New Roman" w:eastAsia="Times New Roman"/>
+          <w:b w:val="0"/>
+          <w:i w:val="0"/>
+          <w:sz w:val="28"/>
+        </w:rPr>
+        <w:t>9.</w:t>
+        <w:tab/>
+        <w:t>A modular architecture for an automated DR screening system suitable for resource-limited environments, with telemedicine and eHealth integration applicable to Kazakhstan healthcare infrastructure, was designed as a design specification; no prototype was implemented and no field testing was conducted.</w:t>
       </w:r>
     </w:p>
     <w:p>
@@ -746,6 +814,21 @@
     </w:p>
     <w:p>
       <w:pPr>
+        <w:ind w:firstLine="709"/>
+        <w:jc w:val="both"/>
+      </w:pPr>
+      <w:r>
+        <w:rPr>
+          <w:rFonts w:ascii="Times New Roman" w:hAnsi="Times New Roman" w:cs="Times New Roman" w:eastAsia="Times New Roman"/>
+          <w:b w:val="0"/>
+          <w:i w:val="0"/>
+          <w:sz w:val="28"/>
+        </w:rPr>
+        <w:t>Each statement is submitted at the strength its pre-specified criterion supports, and each carries a qualification that is not detachable from it: a statement given without its qualification is a different and stronger proposition than the evidence supports.</w:t>
+      </w:r>
+    </w:p>
+    <w:p>
+      <w:pPr>
         <w:ind w:left="709" w:hanging="397"/>
         <w:jc w:val="both"/>
       </w:pPr>
@@ -758,7 +841,16 @@
         </w:rPr>
         <w:t>1.</w:t>
         <w:tab/>
-        <w:t>Preprocessing is an integral component of the diagnostic model, not ancillary data preparation: the integrated configuration (8-stage pipeline + in-domain pretraining) achieves statistically significant dominance in five-class DR classification over an equivalent baseline configuration (stretch-resize + ImageNet normalisation), satisfying the pre-registered dominance criterion for both ResNet-50 and EfficientNet-B3 (H-1).</w:t>
+        <w:t xml:space="preserve">Preprocessing of fundus images is a formalisable and experimentally testable component of the diagnostic model rather than ancillary preparation of the data — the reframing from the end-to-end paradigm (P1) to the integrated paradigm (P2). </w:t>
+      </w:r>
+      <w:r>
+        <w:rPr>
+          <w:rFonts w:ascii="Times New Roman" w:hAnsi="Times New Roman" w:cs="Times New Roman" w:eastAsia="Times New Roman"/>
+          <w:b w:val="0"/>
+          <w:i/>
+          <w:sz w:val="28"/>
+        </w:rPr>
+        <w:t>This statement is methodological and non-empirical: the experimental results are consistent with it under the conditions tested and do not establish it universally.</w:t>
       </w:r>
     </w:p>
     <w:p>
@@ -775,7 +867,16 @@
         </w:rPr>
         <w:t>2.</w:t>
         <w:tab/>
-        <w:t>The contribution of individual pipeline stages can be quantified by component ablation, and the dual-constraint CLAHE clip-limit and the flat-field σ exhibit identifiable sensitivity profiles with a local optimum within the tested range (H-2).</w:t>
+        <w:t xml:space="preserve">The integrated configuration dominates the baseline configuration in five-class DR classification on EyePACS, on both ResNet-50 and EfficientNet-B3, under the conjunctive pre-registered criterion in all three of its components, with the effect surviving correction for multiple comparisons and showing no interaction with the choice of architecture (H-1). </w:t>
+      </w:r>
+      <w:r>
+        <w:rPr>
+          <w:rFonts w:ascii="Times New Roman" w:hAnsi="Times New Roman" w:cs="Times New Roman" w:eastAsia="Times New Roman"/>
+          <w:b w:val="0"/>
+          <w:i/>
+          <w:sz w:val="28"/>
+        </w:rPr>
+        <w:t>The two arms differ in initialisation as well as in preprocessing, so the statement concerns the configuration as a whole; the cumulative ablation decomposes that composite but does not dissolve it, and no part of the effect is attributed to preprocessing alone.</w:t>
       </w:r>
     </w:p>
     <w:p>
@@ -792,7 +893,16 @@
         </w:rPr>
         <w:t>3.</w:t>
         <w:tab/>
-        <w:t>A model trained on EyePACS with the pipeline transfers to APTOS 2019 without retraining, achieving a generalisation ratio G = F1_APTOS / F1_EyePACS ≥ 0.85 (H-4).</w:t>
+        <w:t xml:space="preserve">The dual-constraint CLAHE parameters and the flat-field σ each exhibit an interior optimum within the ranges examined, confirmed on held-out data (H-2). </w:t>
+      </w:r>
+      <w:r>
+        <w:rPr>
+          <w:rFonts w:ascii="Times New Roman" w:hAnsi="Times New Roman" w:cs="Times New Roman" w:eastAsia="Times New Roman"/>
+          <w:b w:val="0"/>
+          <w:i/>
+          <w:sz w:val="28"/>
+        </w:rPr>
+        <w:t>Bounded to the ranges tested; the optimal values are properties of this corpus and pipeline rather than portable constants.</w:t>
       </w:r>
     </w:p>
     <w:p>
@@ -809,7 +919,16 @@
         </w:rPr>
         <w:t>4.</w:t>
         <w:tab/>
-        <w:t>The pipeline redirects CNN attention toward clinically relevant lesion regions, demonstrated quantitatively by higher ALO (primary) and IoU (secondary) against IDRiD lesion masks and qualitatively by Grad-CAM overlays on a Kazakh clinical dataset (H-5).</w:t>
+        <w:t xml:space="preserve">The contributions of the individual pipeline stages are separable, monotone across folds, and orderable with the two photometric stages leading (H-2). </w:t>
+      </w:r>
+      <w:r>
+        <w:rPr>
+          <w:rFonts w:ascii="Times New Roman" w:hAnsi="Times New Roman" w:cs="Times New Roman" w:eastAsia="Times New Roman"/>
+          <w:b w:val="0"/>
+          <w:i/>
+          <w:sz w:val="28"/>
+        </w:rPr>
+        <w:t>At the resolution of groupings only: adjacent ranks lie within noise, no strict ordering of the stages is submitted, and the FOV mask channel was not isolated.</w:t>
       </w:r>
     </w:p>
     <w:p>
@@ -826,7 +945,16 @@
         </w:rPr>
         <w:t>5.</w:t>
         <w:tab/>
-        <w:t>The pipeline reduces cross-dataset performance degradation Δ = F1_EyePACS_val − F1_external on IDRiD and Messidor-2 relative to the baseline (H-7).</w:t>
+        <w:t xml:space="preserve">The integrated configuration reduces the distance between the training distribution and each external distribution in penultimate-layer feature space, on every external corpus examined, without any target-corpus statistic entering the transform (H-3). </w:t>
+      </w:r>
+      <w:r>
+        <w:rPr>
+          <w:rFonts w:ascii="Times New Roman" w:hAnsi="Times New Roman" w:cs="Times New Roman" w:eastAsia="Times New Roman"/>
+          <w:b w:val="0"/>
+          <w:i/>
+          <w:sz w:val="28"/>
+        </w:rPr>
+        <w:t>In direction only — the magnitude of a distance reduction does not track the magnitude of any performance gain; the claim is mechanistic and carries no claim of diagnostic performance or device compatibility.</w:t>
       </w:r>
     </w:p>
     <w:p>
@@ -843,7 +971,212 @@
         </w:rPr>
         <w:t>6.</w:t>
         <w:tab/>
-        <w:t>The pipeline maintains classification performance across images from different fundus camera manufacturers (Canon, Topcon, Kowa, Zeiss) within acceptable bounds relative to in-domain performance (H-6).</w:t>
+        <w:t xml:space="preserve">A model trained on EyePACS with the pipeline transfers to APTOS 2019 without retraining, clearing the pre-registered generalisation ratio G ≥ 0.85 and exceeding the baseline on every grade (H-4). </w:t>
+      </w:r>
+      <w:r>
+        <w:rPr>
+          <w:rFonts w:ascii="Times New Roman" w:hAnsi="Times New Roman" w:cs="Times New Roman" w:eastAsia="Times New Roman"/>
+          <w:b w:val="0"/>
+          <w:i/>
+          <w:sz w:val="28"/>
+        </w:rPr>
+        <w:t>The baseline configuration also clears the threshold, so the criterion does not discriminate between the arms; the evidence lies in the comparison.</w:t>
+      </w:r>
+    </w:p>
+    <w:p>
+      <w:pPr>
+        <w:ind w:left="709" w:hanging="397"/>
+        <w:jc w:val="both"/>
+      </w:pPr>
+      <w:r>
+        <w:rPr>
+          <w:rFonts w:ascii="Times New Roman" w:hAnsi="Times New Roman" w:cs="Times New Roman" w:eastAsia="Times New Roman"/>
+          <w:b w:val="0"/>
+          <w:i w:val="0"/>
+          <w:sz w:val="28"/>
+        </w:rPr>
+        <w:t>7.</w:t>
+        <w:tab/>
+        <w:t xml:space="preserve">Model attention aligns more closely with expert pixel-level lesion annotation under the integrated configuration, on all four annotated lesion types and on both measures (H-5). </w:t>
+      </w:r>
+      <w:r>
+        <w:rPr>
+          <w:rFonts w:ascii="Times New Roman" w:hAnsi="Times New Roman" w:cs="Times New Roman" w:eastAsia="Times New Roman"/>
+          <w:b w:val="0"/>
+          <w:i/>
+          <w:sz w:val="28"/>
+        </w:rPr>
+        <w:t>Alignment between model evidence and expert annotation, not clinical localisation of pathology; one annotated corpus and one fold; the qualitative examination on the clinical corpus was not carried out.</w:t>
+      </w:r>
+    </w:p>
+    <w:p>
+      <w:pPr>
+        <w:ind w:left="709" w:hanging="397"/>
+        <w:jc w:val="both"/>
+      </w:pPr>
+      <w:r>
+        <w:rPr>
+          <w:rFonts w:ascii="Times New Roman" w:hAnsi="Times New Roman" w:cs="Times New Roman" w:eastAsia="Times New Roman"/>
+          <w:b w:val="0"/>
+          <w:i w:val="0"/>
+          <w:sz w:val="28"/>
+        </w:rPr>
+        <w:t>8.</w:t>
+        <w:tab/>
+        <w:t xml:space="preserve">Classification performance is maintained across every camera grouping examined and, substantively, the dispersion of performance across those groupings is reduced (H-6). </w:t>
+      </w:r>
+      <w:r>
+        <w:rPr>
+          <w:rFonts w:ascii="Times New Roman" w:hAnsi="Times New Roman" w:cs="Times New Roman" w:eastAsia="Times New Roman"/>
+          <w:b w:val="0"/>
+          <w:i/>
+          <w:sz w:val="28"/>
+        </w:rPr>
+        <w:t>Both configurations clear the retention floor; two of the five groupings are the external clinical corpora themselves and furnish no independent replication; no part of this constitutes device certification.</w:t>
+      </w:r>
+    </w:p>
+    <w:p>
+      <w:pPr>
+        <w:ind w:left="709" w:hanging="397"/>
+        <w:jc w:val="both"/>
+      </w:pPr>
+      <w:r>
+        <w:rPr>
+          <w:rFonts w:ascii="Times New Roman" w:hAnsi="Times New Roman" w:cs="Times New Roman" w:eastAsia="Times New Roman"/>
+          <w:b w:val="0"/>
+          <w:i w:val="0"/>
+          <w:sz w:val="28"/>
+        </w:rPr>
+        <w:t>9.</w:t>
+        <w:tab/>
+        <w:t xml:space="preserve">The integrated configuration attains higher absolute weighted F1 than the baseline on both external clinical corpora, each difference reaching the minimal clinically important difference with its confidence interval excluding zero, evaluated on each corpus separately (H-7). </w:t>
+      </w:r>
+      <w:r>
+        <w:rPr>
+          <w:rFonts w:ascii="Times New Roman" w:hAnsi="Times New Roman" w:cs="Times New Roman" w:eastAsia="Times New Roman"/>
+          <w:b w:val="0"/>
+          <w:i/>
+          <w:sz w:val="28"/>
+        </w:rPr>
+        <w:t>Higher absolute external performance, not resistance to degradation — relative to their own in-domain levels the two configurations decline almost identically; the margin over the threshold on the second corpus is thin, and the lower bound of that interval lies below the minimal important difference.</w:t>
+      </w:r>
+    </w:p>
+    <w:p>
+      <w:pPr>
+        <w:ind w:left="709" w:hanging="397"/>
+        <w:jc w:val="both"/>
+      </w:pPr>
+      <w:r>
+        <w:rPr>
+          <w:rFonts w:ascii="Times New Roman" w:hAnsi="Times New Roman" w:cs="Times New Roman" w:eastAsia="Times New Roman"/>
+          <w:b w:val="0"/>
+          <w:i w:val="0"/>
+          <w:sz w:val="28"/>
+        </w:rPr>
+        <w:t>10.</w:t>
+        <w:tab/>
+        <w:t xml:space="preserve">Three measures in common use for expressing external robustness — the degradation quantity, the generalisation ratio and the retention ratio — share a structural defect: each normalises or differences an arm's external performance against that same arm's in-domain performance, and therefore penalises a configuration for its in-domain strength. </w:t>
+      </w:r>
+      <w:r>
+        <w:rPr>
+          <w:rFonts w:ascii="Times New Roman" w:hAnsi="Times New Roman" w:cs="Times New Roman" w:eastAsia="Times New Roman"/>
+          <w:b w:val="0"/>
+          <w:i/>
+          <w:sz w:val="28"/>
+        </w:rPr>
+        <w:t>Analytic and strictly descriptive: it rehabilitates no result of this work.</w:t>
+      </w:r>
+    </w:p>
+    <w:p>
+      <w:pPr>
+        <w:ind w:left="709" w:hanging="397"/>
+        <w:jc w:val="both"/>
+      </w:pPr>
+      <w:r>
+        <w:rPr>
+          <w:rFonts w:ascii="Times New Roman" w:hAnsi="Times New Roman" w:cs="Times New Roman" w:eastAsia="Times New Roman"/>
+          <w:b w:val="0"/>
+          <w:i w:val="0"/>
+          <w:sz w:val="28"/>
+        </w:rPr>
+        <w:t>11.</w:t>
+        <w:tab/>
+        <w:t xml:space="preserve">A coupled thermal-optical model of fundus tissue response under laser exposure, and a modular architecture for an automated DR screening system in resource-limited environments. </w:t>
+      </w:r>
+      <w:r>
+        <w:rPr>
+          <w:rFonts w:ascii="Times New Roman" w:hAnsi="Times New Roman" w:cs="Times New Roman" w:eastAsia="Times New Roman"/>
+          <w:b w:val="0"/>
+          <w:i/>
+          <w:sz w:val="28"/>
+        </w:rPr>
+        <w:t>Submitted as theoretical and design contributions respectively — the model is not clinically validated, and the architecture was neither prototyped nor field-tested.</w:t>
+      </w:r>
+    </w:p>
+    <w:p>
+      <w:pPr>
+        <w:ind w:firstLine="709"/>
+        <w:jc w:val="both"/>
+      </w:pPr>
+      <w:r>
+        <w:rPr>
+          <w:rFonts w:ascii="Times New Roman" w:hAnsi="Times New Roman" w:cs="Times New Roman" w:eastAsia="Times New Roman"/>
+          <w:b w:val="0"/>
+          <w:i w:val="0"/>
+          <w:sz w:val="28"/>
+        </w:rPr>
+        <w:t xml:space="preserve">One further result is offered as an observation rather than as a statement for defence: in a preregistered evaluation on a corpus roughly one-seventieth the size of the training corpus, with both arms trained from the same initialisation, the integrated configuration was again the stronger, by a margin </w:t>
+      </w:r>
+      <w:r>
+        <w:rPr>
+          <w:rFonts w:ascii="Times New Roman" w:hAnsi="Times New Roman" w:cs="Times New Roman" w:eastAsia="Times New Roman"/>
+          <w:b/>
+          <w:i w:val="0"/>
+          <w:sz w:val="28"/>
+        </w:rPr>
+        <w:t>comparable to, and not larger than</w:t>
+      </w:r>
+      <w:r>
+        <w:rPr>
+          <w:rFonts w:ascii="Times New Roman" w:hAnsi="Times New Roman" w:cs="Times New Roman" w:eastAsia="Times New Roman"/>
+          <w:b w:val="0"/>
+          <w:i w:val="0"/>
+          <w:sz w:val="28"/>
+        </w:rPr>
+        <w:t>, the margin measured with abundant data. The clinical corpus involved cannot be redistributed, so that result is not externally reproducible.</w:t>
+      </w:r>
+    </w:p>
+    <w:p>
+      <w:pPr>
+        <w:ind w:firstLine="709"/>
+        <w:jc w:val="both"/>
+      </w:pPr>
+      <w:r>
+        <w:rPr>
+          <w:rFonts w:ascii="Times New Roman" w:hAnsi="Times New Roman" w:cs="Times New Roman" w:eastAsia="Times New Roman"/>
+          <w:b w:val="0"/>
+          <w:i w:val="0"/>
+          <w:sz w:val="28"/>
+        </w:rPr>
+        <w:t xml:space="preserve">The following are </w:t>
+      </w:r>
+      <w:r>
+        <w:rPr>
+          <w:rFonts w:ascii="Times New Roman" w:hAnsi="Times New Roman" w:cs="Times New Roman" w:eastAsia="Times New Roman"/>
+          <w:b/>
+          <w:i w:val="0"/>
+          <w:sz w:val="28"/>
+        </w:rPr>
+        <w:t>not</w:t>
+      </w:r>
+      <w:r>
+        <w:rPr>
+          <w:rFonts w:ascii="Times New Roman" w:hAnsi="Times New Roman" w:cs="Times New Roman" w:eastAsia="Times New Roman"/>
+          <w:b w:val="0"/>
+          <w:i w:val="0"/>
+          <w:sz w:val="28"/>
+        </w:rPr>
+        <w:t xml:space="preserve"> submitted: clinical validity, readiness for unsupervised deployment, device certification, localisation of pathology, superiority over any named published system, and extension beyond the corpora, devices and hardware on which the results were obtained.</w:t>
       </w:r>
     </w:p>
     <w:p>
@@ -945,7 +1278,7 @@
           <w:i w:val="0"/>
           <w:sz w:val="28"/>
         </w:rPr>
-        <w:t>Reliability is ensured by: the use of large-scale and multiple public datasets (~35,126 EyePACS training images and seven additional datasets); 5-fold patient-level stratified cross-validation with strict leakage control; reporting of all primary metrics as mean ± standard deviation; a multi-metric assessment (weighted F1, ROC-AUC, Cohen's Kappa with quadratic weights, accuracy); statistical hypothesis testing (McNemar, DeLong), mixed-effects modelling across folds, bootstrap confidence intervals (≥ 1000 resamples), and Bonferroni/Holm correction; pre-registered success criteria; and comparison with published systems (IDx-DR, Eyenuk, DeepMind).</w:t>
+        <w:t>Reliability is ensured by: the use of large-scale and multiple public datasets (~35,126 EyePACS training images and seven additional datasets); 5-fold patient-level stratified cross-validation with strict leakage control; reporting of all primary metrics as mean ± standard deviation; a multi-metric assessment (weighted F1, ROC-AUC, Cohen's Kappa with quadratic weights, accuracy); statistical hypothesis testing (McNemar, DeLong), mixed-effects modelling across folds, bootstrap confidence intervals (≥ 1000 resamples), and Bonferroni/Holm correction; and success criteria fixed before the experiments that tested them — a criterion written once a result is known can always be satisfied, so the ordering is what makes the classification informative. The work is additionally placed against published systems without being ranked among them, since no two of the compared results share their task definition, corpus, reference standard and metric. Two limits of this apparatus are stated rather than reserved: correction for multiple comparisons is scoped to the single experiment within which the comparisons were planned, so no dissertation-wide error rate is claimed; and several evaluations rest on the models of one fitted fold, so their intervals quantify sampling of the evaluation corpus alone and understate total uncertainty in a known direction.</w:t>
       </w:r>
     </w:p>
     <w:p>
@@ -1378,7 +1711,7 @@
           <w:i w:val="0"/>
           <w:sz w:val="28"/>
         </w:rPr>
-        <w:t xml:space="preserve"> presents the tiered dataset architecture and the seven experiments: Experiment 1 (integrated-pipeline dominance via a restored 2×2 factorial, configs A–D), Experiment 2 (stage ablation across 7 levels, CLAHE threshold and flat-field σ sweeps with image-quality metrics), Experiment 3 (zero-shot cross-dataset transfer to APTOS 2019), Experiment 4 (Grad-CAM explainability with quantitative ALO/IoU on IDRiD and qualitative overlays on the Clinical dataset), Experiment 5 (clinical degradation resistance on IDRiD and Messidor-2), Experiment 6 (device domain shift on DDR, ODIR-5K, RFMiD), and Experiment 7 (small-data training on IDRiD with the Clinical dataset held out).</w:t>
+        <w:t xml:space="preserve"> presents the tiered dataset architecture and eight investigations: Experiment 1 (integrated-pipeline dominance via a restored 2×2 factorial, configs A–D), Experiment 2 (cumulative stage ablation, CLAHE threshold and flat-field σ sweeps with image-quality metrics), the direct measurement of source-to-target domain distance across six external corpora (H-3), Experiment 3 (zero-shot cross-dataset transfer to APTOS 2019), Experiment 4 (Grad-CAM explainability with quantitative ALO/IoU on IDRiD), Experiment 5 (external clinical performance on IDRiD and Messidor-2), Experiment 6 (device domain shift on DDR, ODIR-5K, RFMiD), and Experiment 7 (small-data training on IDRiD with the Clinical dataset held out).</w:t>
       </w:r>
     </w:p>
     <w:p>
@@ -1402,7 +1735,7 @@
           <w:i w:val="0"/>
           <w:sz w:val="28"/>
         </w:rPr>
-        <w:t xml:space="preserve"> consolidates the explainability results, the statistical validation (bootstrap confidence intervals and mixed-effects modelling, final claim-strength classifications), the comparative analysis against published systems (IDx-DR, Eyenuk, DeepMind) and the performance-complexity trade-off, and states the limitations and boundary conditions of the proposed approach.</w:t>
+        <w:t xml:space="preserve"> consolidates the explainability results, the statistical validation (bootstrap confidence intervals and mixed-effects modelling, final claim-strength classifications), the placement of the work against published systems without ranking it among them, and the performance–complexity trade-off, and states the limitations and boundary conditions of the proposed approach.</w:t>
       </w:r>
     </w:p>
     <w:p>
